--- a/CV_Kevin_Emmanuel_Jean.docx
+++ b/CV_Kevin_Emmanuel_Jean.docx
@@ -108,21 +108,7 @@
               <w:sz w:val="22"/>
               <w:szCs w:val="22"/>
             </w:rPr>
-            <w:t xml:space="preserve">de </w:t>
-          </w:r>
-          <w:r>
-            <w:rPr>
-              <w:sz w:val="22"/>
-              <w:szCs w:val="22"/>
-            </w:rPr>
-            <w:t>4 mois</w:t>
-          </w:r>
-          <w:r>
-            <w:rPr>
-              <w:sz w:val="22"/>
-              <w:szCs w:val="22"/>
-            </w:rPr>
-            <w:t xml:space="preserve"> ou plus </w:t>
+            <w:t xml:space="preserve">de 4 mois ou plus </w:t>
           </w:r>
           <w:r>
             <w:rPr>
@@ -171,14 +157,7 @@
               <w:sz w:val="22"/>
               <w:szCs w:val="22"/>
             </w:rPr>
-            <w:t xml:space="preserve"> Possibilité de travailler 30 heures par semaines. </w:t>
-          </w:r>
-          <w:r>
-            <w:rPr>
-              <w:sz w:val="22"/>
-              <w:szCs w:val="22"/>
-            </w:rPr>
-            <w:t>M</w:t>
+            <w:t xml:space="preserve"> Possibilité de travailler 30 heures par semaines. M</w:t>
           </w:r>
           <w:r>
             <w:rPr>
@@ -220,28 +199,7 @@
               <w:sz w:val="22"/>
               <w:szCs w:val="22"/>
             </w:rPr>
-            <w:t>heures</w:t>
-          </w:r>
-          <w:r>
-            <w:rPr>
-              <w:sz w:val="22"/>
-              <w:szCs w:val="22"/>
-            </w:rPr>
-            <w:t xml:space="preserve"> varier</w:t>
-          </w:r>
-          <w:r>
-            <w:rPr>
-              <w:sz w:val="22"/>
-              <w:szCs w:val="22"/>
-            </w:rPr>
-            <w:t>ont</w:t>
-          </w:r>
-          <w:r>
-            <w:rPr>
-              <w:sz w:val="22"/>
-              <w:szCs w:val="22"/>
-            </w:rPr>
-            <w:t xml:space="preserve"> selon le plan de la session</w:t>
+            <w:t>heures varieront selon le plan de la session</w:t>
           </w:r>
         </w:p>
         <w:p>
@@ -355,14 +313,14 @@
             <w:spacing w:after="0" w:line="240" w:lineRule="auto"/>
             <w:jc w:val="both"/>
             <w:rPr>
-              <w:lang w:val="en-CA"/>
+              <w:lang w:val="fr-FR"/>
             </w:rPr>
           </w:pPr>
           <w:r>
             <w:rPr>
               <w:b/>
               <w:bCs/>
-              <w:lang w:val="en-CA"/>
+              <w:lang w:val="fr-FR"/>
             </w:rPr>
             <w:t xml:space="preserve">GitHub : </w:t>
           </w:r>
@@ -370,14 +328,14 @@
             <w:r>
               <w:rPr>
                 <w:rStyle w:val="Hyperlink"/>
-                <w:lang w:val="en-CA"/>
+                <w:lang w:val="fr-FR"/>
               </w:rPr>
               <w:t>https://github.com/KevinEJean</w:t>
             </w:r>
             <w:r>
               <w:rPr>
                 <w:rStyle w:val="Hyperlink"/>
-                <w:lang w:val="en-CA"/>
+                <w:lang w:val="fr-FR"/>
               </w:rPr>
               <w:t>/Portfolio</w:t>
             </w:r>
@@ -447,23 +405,7 @@
           <w:b/>
           <w:bCs/>
         </w:rPr>
-        <w:t xml:space="preserve">Cégep </w:t>
-      </w:r>
-      <w:proofErr w:type="spellStart"/>
-      <w:r>
-        <w:rPr>
-          <w:b/>
-          <w:bCs/>
-        </w:rPr>
-        <w:t>Marie-Victorin</w:t>
-      </w:r>
-      <w:proofErr w:type="spellEnd"/>
-      <w:r>
-        <w:rPr>
-          <w:b/>
-          <w:bCs/>
-        </w:rPr>
-        <w:t>, Montréal</w:t>
+        <w:t>Cégep Marie-Victorin, Montréal</w:t>
       </w:r>
     </w:p>
     <w:p>
@@ -482,10 +424,7 @@
         <w:t>éveloppement d</w:t>
       </w:r>
       <w:r>
-        <w:t xml:space="preserve">’application web </w:t>
-      </w:r>
-      <w:r>
-        <w:t>Full-Stack</w:t>
+        <w:t>’application web Full-Stack</w:t>
       </w:r>
     </w:p>
     <w:p>
@@ -623,16 +562,8 @@
         <w:rPr>
           <w:lang w:val="en-CA"/>
         </w:rPr>
-        <w:t xml:space="preserve">React, HTML-CSS, </w:t>
-      </w:r>
-      <w:proofErr w:type="spellStart"/>
-      <w:r>
-        <w:rPr>
-          <w:lang w:val="en-CA"/>
-        </w:rPr>
-        <w:t>Javascript</w:t>
-      </w:r>
-      <w:proofErr w:type="spellEnd"/>
+        <w:t>React, HTML-CSS, Javascript</w:t>
+      </w:r>
     </w:p>
     <w:p>
       <w:pPr>
@@ -679,39 +610,13 @@
           <w:bCs/>
           <w:lang w:val="en-CA"/>
         </w:rPr>
-        <w:t xml:space="preserve">Test </w:t>
-      </w:r>
-      <w:proofErr w:type="spellStart"/>
-      <w:r>
-        <w:rPr>
-          <w:b/>
-          <w:bCs/>
+        <w:t xml:space="preserve">Test Unitaire : </w:t>
+      </w:r>
+      <w:r>
+        <w:rPr>
           <w:lang w:val="en-CA"/>
         </w:rPr>
-        <w:t>Unitaire</w:t>
-      </w:r>
-      <w:proofErr w:type="spellEnd"/>
-      <w:r>
-        <w:rPr>
-          <w:b/>
-          <w:bCs/>
-          <w:lang w:val="en-CA"/>
-        </w:rPr>
-        <w:t xml:space="preserve"> : </w:t>
-      </w:r>
-      <w:proofErr w:type="spellStart"/>
-      <w:r>
-        <w:rPr>
-          <w:lang w:val="en-CA"/>
-        </w:rPr>
-        <w:t>Mokito</w:t>
-      </w:r>
-      <w:proofErr w:type="spellEnd"/>
-      <w:r>
-        <w:rPr>
-          <w:lang w:val="en-CA"/>
-        </w:rPr>
-        <w:t>, Selenium, J</w:t>
+        <w:t>Mokito, Selenium, J</w:t>
       </w:r>
       <w:r>
         <w:rPr>
@@ -744,65 +649,83 @@
           <w:bCs/>
           <w:lang w:val="en-CA"/>
         </w:rPr>
-        <w:t xml:space="preserve">Base de </w:t>
-      </w:r>
-      <w:proofErr w:type="spellStart"/>
-      <w:r>
+        <w:t>Base de donnees:</w:t>
+      </w:r>
+      <w:r>
+        <w:rPr>
+          <w:lang w:val="en-CA"/>
+        </w:rPr>
+        <w:t xml:space="preserve"> </w:t>
+      </w:r>
+      <w:r>
+        <w:rPr>
+          <w:lang w:val="en-CA"/>
+        </w:rPr>
+        <w:t>MariaDB</w:t>
+      </w:r>
+    </w:p>
+    <w:p>
+      <w:pPr>
+        <w:pStyle w:val="Heading2"/>
+        <w:rPr>
+          <w:b/>
+          <w:bCs/>
+        </w:rPr>
+      </w:pPr>
+      <w:r>
+        <w:t>Logiciels et compétences techniques</w:t>
+      </w:r>
+    </w:p>
+    <w:p>
+      <w:pPr>
+        <w:spacing w:before="0" w:after="0" w:line="312" w:lineRule="auto"/>
         <w:rPr>
           <w:b/>
           <w:bCs/>
           <w:lang w:val="en-CA"/>
         </w:rPr>
-        <w:t>donnees</w:t>
-      </w:r>
-      <w:proofErr w:type="spellEnd"/>
+      </w:pPr>
       <w:r>
         <w:rPr>
           <w:b/>
           <w:bCs/>
           <w:lang w:val="en-CA"/>
         </w:rPr>
-        <w:t>:</w:t>
-      </w:r>
-      <w:r>
-        <w:rPr>
-          <w:lang w:val="en-CA"/>
-        </w:rPr>
-        <w:t xml:space="preserve"> </w:t>
-      </w:r>
-      <w:r>
-        <w:rPr>
-          <w:lang w:val="en-CA"/>
-        </w:rPr>
-        <w:t>MariaDB</w:t>
-      </w:r>
-    </w:p>
-    <w:p>
-      <w:pPr>
-        <w:pStyle w:val="Heading2"/>
-        <w:rPr>
-          <w:b/>
-          <w:bCs/>
-        </w:rPr>
-      </w:pPr>
-      <w:r>
-        <w:t>Logiciels et comp</w:t>
-      </w:r>
-      <w:r>
-        <w:t>é</w:t>
-      </w:r>
-      <w:r>
-        <w:t>tences techniques</w:t>
-      </w:r>
-    </w:p>
-    <w:p>
-      <w:pPr>
-        <w:spacing w:before="0" w:after="0" w:line="312" w:lineRule="auto"/>
+        <w:t>Web:</w:t>
+      </w:r>
+      <w:r>
         <w:rPr>
           <w:b/>
           <w:bCs/>
           <w:lang w:val="en-CA"/>
         </w:rPr>
+        <w:t xml:space="preserve"> </w:t>
+      </w:r>
+      <w:r>
+        <w:rPr>
+          <w:lang w:val="en-CA"/>
+        </w:rPr>
+        <w:t xml:space="preserve">HTML &amp; CSS, React Native, </w:t>
+      </w:r>
+      <w:r>
+        <w:rPr>
+          <w:lang w:val="en-CA"/>
+        </w:rPr>
+        <w:t>Spring Boot, Maven, TypeScript</w:t>
+      </w:r>
+      <w:r>
+        <w:rPr>
+          <w:lang w:val="en-CA"/>
+        </w:rPr>
+        <w:t xml:space="preserve"> </w:t>
+      </w:r>
+    </w:p>
+    <w:p>
+      <w:pPr>
+        <w:spacing w:before="0" w:after="0" w:line="312" w:lineRule="auto"/>
+        <w:rPr>
+          <w:lang w:val="en-CA"/>
+        </w:rPr>
       </w:pPr>
       <w:r>
         <w:rPr>
@@ -810,7 +733,7 @@
           <w:bCs/>
           <w:lang w:val="en-CA"/>
         </w:rPr>
-        <w:t>Web:</w:t>
+        <w:t>Language</w:t>
       </w:r>
       <w:r>
         <w:rPr>
@@ -818,25 +741,61 @@
           <w:bCs/>
           <w:lang w:val="en-CA"/>
         </w:rPr>
-        <w:t xml:space="preserve"> </w:t>
+        <w:t xml:space="preserve">: </w:t>
       </w:r>
       <w:r>
         <w:rPr>
           <w:lang w:val="en-CA"/>
         </w:rPr>
-        <w:t xml:space="preserve">HTML &amp; CSS, React Native, </w:t>
+        <w:t xml:space="preserve">Python, Java, </w:t>
       </w:r>
       <w:r>
         <w:rPr>
           <w:lang w:val="en-CA"/>
         </w:rPr>
-        <w:t>Spring Boot, Maven, TypeScript</w:t>
+        <w:t>Java</w:t>
       </w:r>
       <w:r>
         <w:rPr>
           <w:lang w:val="en-CA"/>
         </w:rPr>
-        <w:t xml:space="preserve"> </w:t>
+        <w:t>S</w:t>
+      </w:r>
+      <w:r>
+        <w:rPr>
+          <w:lang w:val="en-CA"/>
+        </w:rPr>
+        <w:t>cript</w:t>
+      </w:r>
+      <w:r>
+        <w:rPr>
+          <w:lang w:val="en-CA"/>
+        </w:rPr>
+        <w:t>, C#</w:t>
+      </w:r>
+      <w:r>
+        <w:rPr>
+          <w:lang w:val="en-CA"/>
+        </w:rPr>
+        <w:t>, Docke</w:t>
+      </w:r>
+      <w:r>
+        <w:rPr>
+          <w:lang w:val="en-CA"/>
+        </w:rPr>
+        <w:t>r</w:t>
+      </w:r>
+      <w:r>
+        <w:rPr>
+          <w:lang w:val="en-CA"/>
+        </w:rPr>
+        <w:t xml:space="preserve">, Bash, </w:t>
+      </w:r>
+      <w:r>
+        <w:rPr>
+          <w:lang w:val="en-CA"/>
+        </w:rPr>
+        <w:t>PowerShell</w:t>
       </w:r>
     </w:p>
     <w:p>
@@ -852,7 +811,7 @@
           <w:bCs/>
           <w:lang w:val="en-CA"/>
         </w:rPr>
-        <w:t>Language</w:t>
+        <w:t>Réseau:</w:t>
       </w:r>
       <w:r>
         <w:rPr>
@@ -860,121 +819,81 @@
           <w:bCs/>
           <w:lang w:val="en-CA"/>
         </w:rPr>
-        <w:t xml:space="preserve">: </w:t>
+        <w:t xml:space="preserve"> </w:t>
       </w:r>
       <w:r>
         <w:rPr>
           <w:lang w:val="en-CA"/>
         </w:rPr>
-        <w:t xml:space="preserve">Python, Java, </w:t>
+        <w:t>AWS,</w:t>
       </w:r>
       <w:r>
         <w:rPr>
           <w:lang w:val="en-CA"/>
         </w:rPr>
-        <w:t>Java</w:t>
+        <w:t xml:space="preserve"> Kubernetes,</w:t>
       </w:r>
       <w:r>
         <w:rPr>
           <w:lang w:val="en-CA"/>
         </w:rPr>
-        <w:t>S</w:t>
+        <w:t xml:space="preserve"> </w:t>
       </w:r>
       <w:r>
         <w:rPr>
           <w:lang w:val="en-CA"/>
         </w:rPr>
-        <w:t>cript</w:t>
+        <w:t>Windows/Lin</w:t>
       </w:r>
       <w:r>
         <w:rPr>
           <w:lang w:val="en-CA"/>
         </w:rPr>
-        <w:t>, C#</w:t>
+        <w:t xml:space="preserve">ux Shell Scripting, </w:t>
       </w:r>
       <w:r>
         <w:rPr>
           <w:lang w:val="en-CA"/>
         </w:rPr>
-        <w:t>, Docke</w:t>
-      </w:r>
-      <w:r>
-        <w:rPr>
-          <w:lang w:val="en-CA"/>
-        </w:rPr>
-        <w:t>r</w:t>
-      </w:r>
-      <w:r>
-        <w:rPr>
-          <w:lang w:val="en-CA"/>
-        </w:rPr>
-        <w:t xml:space="preserve">, Bash, </w:t>
-      </w:r>
-      <w:r>
-        <w:rPr>
-          <w:lang w:val="en-CA"/>
-        </w:rPr>
-        <w:t>PowerShell</w:t>
+        <w:t>Wireshark, VMware</w:t>
       </w:r>
     </w:p>
     <w:p>
       <w:pPr>
         <w:spacing w:before="0" w:after="0" w:line="312" w:lineRule="auto"/>
-        <w:rPr>
-          <w:lang w:val="en-CA"/>
-        </w:rPr>
       </w:pPr>
       <w:r>
         <w:rPr>
           <w:b/>
           <w:bCs/>
-          <w:lang w:val="en-CA"/>
-        </w:rPr>
-        <w:t>Réseau:</w:t>
+        </w:rPr>
+        <w:t>Base de Donnée</w:t>
       </w:r>
       <w:r>
         <w:rPr>
           <w:b/>
           <w:bCs/>
-          <w:lang w:val="en-CA"/>
-        </w:rPr>
-        <w:t xml:space="preserve"> </w:t>
-      </w:r>
-      <w:r>
-        <w:rPr>
-          <w:lang w:val="en-CA"/>
-        </w:rPr>
-        <w:t>AWS,</w:t>
-      </w:r>
-      <w:r>
-        <w:rPr>
-          <w:lang w:val="en-CA"/>
-        </w:rPr>
-        <w:t xml:space="preserve"> Kubernetes,</w:t>
-      </w:r>
-      <w:r>
-        <w:rPr>
-          <w:lang w:val="en-CA"/>
-        </w:rPr>
-        <w:t xml:space="preserve"> </w:t>
-      </w:r>
-      <w:r>
-        <w:rPr>
-          <w:lang w:val="en-CA"/>
-        </w:rPr>
-        <w:t>Windows/Lin</w:t>
-      </w:r>
-      <w:r>
-        <w:rPr>
-          <w:lang w:val="en-CA"/>
-        </w:rPr>
-        <w:t xml:space="preserve">ux Shell Scripting, </w:t>
-      </w:r>
-      <w:r>
-        <w:rPr>
-          <w:lang w:val="en-CA"/>
-        </w:rPr>
-        <w:t>Wireshark, VMware</w:t>
+        </w:rPr>
+        <w:t>s</w:t>
+      </w:r>
+      <w:r>
+        <w:rPr>
+          <w:b/>
+          <w:bCs/>
+        </w:rPr>
+        <w:t xml:space="preserve">: </w:t>
+      </w:r>
+      <w:r>
+        <w:t>No</w:t>
+      </w:r>
+      <w:r>
+        <w:t>SQL</w:t>
+      </w:r>
+      <w:r>
+        <w:t>, Analyse de donnés</w:t>
+      </w:r>
+      <w:r>
+        <w:t>, Configuration, Test</w:t>
       </w:r>
     </w:p>
     <w:p>
@@ -986,86 +905,89 @@
           <w:b/>
           <w:bCs/>
         </w:rPr>
-        <w:t>Base de Donnée</w:t>
+        <w:t>Gestion d’équipe</w:t>
       </w:r>
       <w:r>
         <w:rPr>
           <w:b/>
           <w:bCs/>
         </w:rPr>
-        <w:t>s</w:t>
+        <w:t xml:space="preserve"> : </w:t>
       </w:r>
       <w:r>
         <w:rPr>
           <w:b/>
           <w:bCs/>
         </w:rPr>
-        <w:t xml:space="preserve">: </w:t>
-      </w:r>
-      <w:r>
-        <w:t>No</w:t>
-      </w:r>
-      <w:r>
-        <w:t>SQL</w:t>
-      </w:r>
-      <w:r>
-        <w:t>, Analyse de donnés</w:t>
-      </w:r>
-      <w:r>
-        <w:t>, Configuration, Test</w:t>
+        <w:t xml:space="preserve"> </w:t>
+      </w:r>
+      <w:r>
+        <w:t xml:space="preserve">Git, </w:t>
+      </w:r>
+      <w:r>
+        <w:t>Jira</w:t>
+      </w:r>
+      <w:r>
+        <w:t xml:space="preserve">, </w:t>
+      </w:r>
+      <w:r>
+        <w:t xml:space="preserve">Agile </w:t>
+      </w:r>
+      <w:r>
+        <w:t>(</w:t>
+      </w:r>
+      <w:r>
+        <w:t>Scrum</w:t>
+      </w:r>
+      <w:r>
+        <w:t>)</w:t>
+      </w:r>
+      <w:r>
+        <w:t>, Excel, Microsoft 365</w:t>
+      </w:r>
+      <w:r>
+        <w:t>,</w:t>
       </w:r>
     </w:p>
     <w:p>
       <w:pPr>
-        <w:spacing w:before="0" w:after="0" w:line="312" w:lineRule="auto"/>
+        <w:pStyle w:val="Heading2"/>
+      </w:pPr>
+      <w:r>
+        <w:t>Langue</w:t>
+      </w:r>
+    </w:p>
+    <w:p>
+      <w:pPr>
+        <w:spacing w:before="0" w:after="0"/>
       </w:pPr>
       <w:r>
         <w:rPr>
           <w:b/>
           <w:bCs/>
         </w:rPr>
-        <w:t>Gestion d’équipe</w:t>
-      </w:r>
+        <w:t xml:space="preserve">Français : </w:t>
+      </w:r>
+      <w:r>
+        <w:t xml:space="preserve">Langue </w:t>
+      </w:r>
+      <w:r>
+        <w:t>maternelle</w:t>
+      </w:r>
+    </w:p>
+    <w:p>
+      <w:pPr>
+        <w:spacing w:before="0" w:after="0"/>
+      </w:pPr>
       <w:r>
         <w:rPr>
           <w:b/>
           <w:bCs/>
         </w:rPr>
-        <w:t xml:space="preserve"> : </w:t>
-      </w:r>
-      <w:r>
-        <w:rPr>
-          <w:b/>
-          <w:bCs/>
-        </w:rPr>
-        <w:t xml:space="preserve"> </w:t>
-      </w:r>
-      <w:r>
-        <w:t xml:space="preserve">Git, </w:t>
-      </w:r>
-      <w:r>
-        <w:t>Jira</w:t>
-      </w:r>
-      <w:r>
-        <w:t xml:space="preserve">, </w:t>
-      </w:r>
-      <w:r>
-        <w:t xml:space="preserve">Agile </w:t>
-      </w:r>
-      <w:r>
-        <w:t>(</w:t>
-      </w:r>
-      <w:r>
-        <w:t>Scrum</w:t>
-      </w:r>
-      <w:r>
-        <w:t>)</w:t>
-      </w:r>
-      <w:r>
-        <w:t>, Excel, Microsoft 365</w:t>
-      </w:r>
-      <w:r>
-        <w:t>,</w:t>
+        <w:t xml:space="preserve">Anglais : </w:t>
+      </w:r>
+      <w:r>
+        <w:t>Bilingue</w:t>
       </w:r>
     </w:p>
     <w:p>
@@ -3727,6 +3649,7 @@
   <w:style w:type="character" w:default="1" w:styleId="DefaultParagraphFont">
     <w:name w:val="Default Paragraph Font"/>
     <w:uiPriority w:val="1"/>
+    <w:semiHidden/>
     <w:unhideWhenUsed/>
   </w:style>
   <w:style w:type="table" w:default="1" w:styleId="TableNormal">

--- a/CV_Kevin_Emmanuel_Jean.docx
+++ b/CV_Kevin_Emmanuel_Jean.docx
@@ -349,13 +349,23 @@
               <w:lang w:val="en-CA"/>
             </w:rPr>
           </w:pPr>
+          <w:proofErr w:type="gramStart"/>
           <w:r>
             <w:rPr>
               <w:b/>
               <w:bCs/>
               <w:lang w:val="en-CA"/>
             </w:rPr>
-            <w:t xml:space="preserve">LinkedIn : </w:t>
+            <w:t>LinkedIn :</w:t>
+          </w:r>
+          <w:proofErr w:type="gramEnd"/>
+          <w:r>
+            <w:rPr>
+              <w:b/>
+              <w:bCs/>
+              <w:lang w:val="en-CA"/>
+            </w:rPr>
+            <w:t xml:space="preserve"> </w:t>
           </w:r>
           <w:hyperlink r:id="rId9" w:history="1">
             <w:r>
@@ -389,7 +399,10 @@
         <w:t xml:space="preserve">e | </w:t>
       </w:r>
       <w:r>
-        <w:t>2023 - 2027</w:t>
+        <w:t xml:space="preserve">obtention en mai </w:t>
+      </w:r>
+      <w:r>
+        <w:t>2027</w:t>
       </w:r>
     </w:p>
     <w:p>
@@ -405,7 +418,23 @@
           <w:b/>
           <w:bCs/>
         </w:rPr>
-        <w:t>Cégep Marie-Victorin, Montréal</w:t>
+        <w:t xml:space="preserve">Cégep </w:t>
+      </w:r>
+      <w:proofErr w:type="spellStart"/>
+      <w:r>
+        <w:rPr>
+          <w:b/>
+          <w:bCs/>
+        </w:rPr>
+        <w:t>Marie-Victorin</w:t>
+      </w:r>
+      <w:proofErr w:type="spellEnd"/>
+      <w:r>
+        <w:rPr>
+          <w:b/>
+          <w:bCs/>
+        </w:rPr>
+        <w:t>, Montréal</w:t>
       </w:r>
     </w:p>
     <w:p>
@@ -562,8 +591,16 @@
         <w:rPr>
           <w:lang w:val="en-CA"/>
         </w:rPr>
-        <w:t>React, HTML-CSS, Javascript</w:t>
-      </w:r>
+        <w:t xml:space="preserve">React, HTML-CSS, </w:t>
+      </w:r>
+      <w:proofErr w:type="spellStart"/>
+      <w:r>
+        <w:rPr>
+          <w:lang w:val="en-CA"/>
+        </w:rPr>
+        <w:t>Javascript</w:t>
+      </w:r>
+      <w:proofErr w:type="spellEnd"/>
     </w:p>
     <w:p>
       <w:pPr>
@@ -591,6 +628,12 @@
         </w:rPr>
         <w:t>Java, Spring Boot, Maven</w:t>
       </w:r>
+      <w:r>
+        <w:rPr>
+          <w:lang w:val="en-CA"/>
+        </w:rPr>
+        <w:t>, API RESTful</w:t>
+      </w:r>
     </w:p>
     <w:p>
       <w:pPr>
@@ -610,13 +653,49 @@
           <w:bCs/>
           <w:lang w:val="en-CA"/>
         </w:rPr>
-        <w:t xml:space="preserve">Test Unitaire : </w:t>
-      </w:r>
-      <w:r>
-        <w:rPr>
-          <w:lang w:val="en-CA"/>
-        </w:rPr>
-        <w:t>Mokito, Selenium, J</w:t>
+        <w:t xml:space="preserve">Test </w:t>
+      </w:r>
+      <w:proofErr w:type="spellStart"/>
+      <w:proofErr w:type="gramStart"/>
+      <w:r>
+        <w:rPr>
+          <w:b/>
+          <w:bCs/>
+          <w:lang w:val="en-CA"/>
+        </w:rPr>
+        <w:t>Unitaire</w:t>
+      </w:r>
+      <w:proofErr w:type="spellEnd"/>
+      <w:r>
+        <w:rPr>
+          <w:b/>
+          <w:bCs/>
+          <w:lang w:val="en-CA"/>
+        </w:rPr>
+        <w:t xml:space="preserve"> :</w:t>
+      </w:r>
+      <w:proofErr w:type="gramEnd"/>
+      <w:r>
+        <w:rPr>
+          <w:b/>
+          <w:bCs/>
+          <w:lang w:val="en-CA"/>
+        </w:rPr>
+        <w:t xml:space="preserve"> </w:t>
+      </w:r>
+      <w:proofErr w:type="spellStart"/>
+      <w:r>
+        <w:rPr>
+          <w:lang w:val="en-CA"/>
+        </w:rPr>
+        <w:t>Mokito</w:t>
+      </w:r>
+      <w:proofErr w:type="spellEnd"/>
+      <w:r>
+        <w:rPr>
+          <w:lang w:val="en-CA"/>
+        </w:rPr>
+        <w:t>, Selenium, J</w:t>
       </w:r>
       <w:r>
         <w:rPr>
@@ -649,7 +728,25 @@
           <w:bCs/>
           <w:lang w:val="en-CA"/>
         </w:rPr>
-        <w:t>Base de donnees:</w:t>
+        <w:t xml:space="preserve">Base de </w:t>
+      </w:r>
+      <w:proofErr w:type="spellStart"/>
+      <w:r>
+        <w:rPr>
+          <w:b/>
+          <w:bCs/>
+          <w:lang w:val="en-CA"/>
+        </w:rPr>
+        <w:t>donnees</w:t>
+      </w:r>
+      <w:proofErr w:type="spellEnd"/>
+      <w:r>
+        <w:rPr>
+          <w:b/>
+          <w:bCs/>
+          <w:lang w:val="en-CA"/>
+        </w:rPr>
+        <w:t>:</w:t>
       </w:r>
       <w:r>
         <w:rPr>

--- a/CV_Kevin_Emmanuel_Jean.docx
+++ b/CV_Kevin_Emmanuel_Jean.docx
@@ -108,7 +108,21 @@
               <w:sz w:val="22"/>
               <w:szCs w:val="22"/>
             </w:rPr>
-            <w:t xml:space="preserve">de 4 mois ou plus </w:t>
+            <w:t xml:space="preserve">de </w:t>
+          </w:r>
+          <w:r>
+            <w:rPr>
+              <w:sz w:val="22"/>
+              <w:szCs w:val="22"/>
+            </w:rPr>
+            <w:t>2</w:t>
+          </w:r>
+          <w:r>
+            <w:rPr>
+              <w:sz w:val="22"/>
+              <w:szCs w:val="22"/>
+            </w:rPr>
+            <w:t xml:space="preserve"> mois ou plus </w:t>
           </w:r>
           <w:r>
             <w:rPr>
@@ -157,7 +171,7 @@
               <w:sz w:val="22"/>
               <w:szCs w:val="22"/>
             </w:rPr>
-            <w:t xml:space="preserve"> Possibilité de travailler 30 heures par semaines. M</w:t>
+            <w:t xml:space="preserve"> M</w:t>
           </w:r>
           <w:r>
             <w:rPr>
@@ -349,23 +363,13 @@
               <w:lang w:val="en-CA"/>
             </w:rPr>
           </w:pPr>
-          <w:proofErr w:type="gramStart"/>
           <w:r>
             <w:rPr>
               <w:b/>
               <w:bCs/>
               <w:lang w:val="en-CA"/>
             </w:rPr>
-            <w:t>LinkedIn :</w:t>
-          </w:r>
-          <w:proofErr w:type="gramEnd"/>
-          <w:r>
-            <w:rPr>
-              <w:b/>
-              <w:bCs/>
-              <w:lang w:val="en-CA"/>
-            </w:rPr>
-            <w:t xml:space="preserve"> </w:t>
+            <w:t xml:space="preserve">LinkedIn : </w:t>
           </w:r>
           <w:hyperlink r:id="rId9" w:history="1">
             <w:r>
@@ -418,23 +422,7 @@
           <w:b/>
           <w:bCs/>
         </w:rPr>
-        <w:t xml:space="preserve">Cégep </w:t>
-      </w:r>
-      <w:proofErr w:type="spellStart"/>
-      <w:r>
-        <w:rPr>
-          <w:b/>
-          <w:bCs/>
-        </w:rPr>
-        <w:t>Marie-Victorin</w:t>
-      </w:r>
-      <w:proofErr w:type="spellEnd"/>
-      <w:r>
-        <w:rPr>
-          <w:b/>
-          <w:bCs/>
-        </w:rPr>
-        <w:t>, Montréal</w:t>
+        <w:t>Cégep Marie-Victorin, Montréal</w:t>
       </w:r>
     </w:p>
     <w:p>
@@ -591,16 +579,8 @@
         <w:rPr>
           <w:lang w:val="en-CA"/>
         </w:rPr>
-        <w:t xml:space="preserve">React, HTML-CSS, </w:t>
-      </w:r>
-      <w:proofErr w:type="spellStart"/>
-      <w:r>
-        <w:rPr>
-          <w:lang w:val="en-CA"/>
-        </w:rPr>
-        <w:t>Javascript</w:t>
-      </w:r>
-      <w:proofErr w:type="spellEnd"/>
+        <w:t>React, HTML-CSS, Javascript</w:t>
+      </w:r>
     </w:p>
     <w:p>
       <w:pPr>
@@ -653,49 +633,13 @@
           <w:bCs/>
           <w:lang w:val="en-CA"/>
         </w:rPr>
-        <w:t xml:space="preserve">Test </w:t>
-      </w:r>
-      <w:proofErr w:type="spellStart"/>
-      <w:proofErr w:type="gramStart"/>
-      <w:r>
-        <w:rPr>
-          <w:b/>
-          <w:bCs/>
+        <w:t xml:space="preserve">Test Unitaire : </w:t>
+      </w:r>
+      <w:r>
+        <w:rPr>
           <w:lang w:val="en-CA"/>
         </w:rPr>
-        <w:t>Unitaire</w:t>
-      </w:r>
-      <w:proofErr w:type="spellEnd"/>
-      <w:r>
-        <w:rPr>
-          <w:b/>
-          <w:bCs/>
-          <w:lang w:val="en-CA"/>
-        </w:rPr>
-        <w:t xml:space="preserve"> :</w:t>
-      </w:r>
-      <w:proofErr w:type="gramEnd"/>
-      <w:r>
-        <w:rPr>
-          <w:b/>
-          <w:bCs/>
-          <w:lang w:val="en-CA"/>
-        </w:rPr>
-        <w:t xml:space="preserve"> </w:t>
-      </w:r>
-      <w:proofErr w:type="spellStart"/>
-      <w:r>
-        <w:rPr>
-          <w:lang w:val="en-CA"/>
-        </w:rPr>
-        <w:t>Mokito</w:t>
-      </w:r>
-      <w:proofErr w:type="spellEnd"/>
-      <w:r>
-        <w:rPr>
-          <w:lang w:val="en-CA"/>
-        </w:rPr>
-        <w:t>, Selenium, J</w:t>
+        <w:t>Mokito, Selenium, J</w:t>
       </w:r>
       <w:r>
         <w:rPr>
@@ -728,25 +672,7 @@
           <w:bCs/>
           <w:lang w:val="en-CA"/>
         </w:rPr>
-        <w:t xml:space="preserve">Base de </w:t>
-      </w:r>
-      <w:proofErr w:type="spellStart"/>
-      <w:r>
-        <w:rPr>
-          <w:b/>
-          <w:bCs/>
-          <w:lang w:val="en-CA"/>
-        </w:rPr>
-        <w:t>donnees</w:t>
-      </w:r>
-      <w:proofErr w:type="spellEnd"/>
-      <w:r>
-        <w:rPr>
-          <w:b/>
-          <w:bCs/>
-          <w:lang w:val="en-CA"/>
-        </w:rPr>
-        <w:t>:</w:t>
+        <w:t>Base de donnees:</w:t>
       </w:r>
       <w:r>
         <w:rPr>
